--- a/src/content/bios/McNamara-RS 2013.docx
+++ b/src/content/bios/McNamara-RS 2013.docx
@@ -1,6 +1,6 @@
 
 <file path=word/document.xml><?xml version="1.0" encoding="utf-8"?>
-<w:document xmlns:wpc="http://schemas.microsoft.com/office/word/2010/wordprocessingCanvas" xmlns:cx="http://schemas.microsoft.com/office/drawing/2014/chartex" xmlns:cx1="http://schemas.microsoft.com/office/drawing/2015/9/8/chartex" xmlns:cx2="http://schemas.microsoft.com/office/drawing/2015/10/21/chartex" xmlns:cx3="http://schemas.microsoft.com/office/drawing/2016/5/9/chartex" xmlns:cx4="http://schemas.microsoft.com/office/drawing/2016/5/10/chartex" xmlns:cx5="http://schemas.microsoft.com/office/drawing/2016/5/11/chartex" xmlns:cx6="http://schemas.microsoft.com/office/drawing/2016/5/12/chartex" xmlns:cx7="http://schemas.microsoft.com/office/drawing/2016/5/13/chartex" xmlns:cx8="http://schemas.microsoft.com/office/drawing/2016/5/14/chartex" xmlns:mc="http://schemas.openxmlformats.org/markup-compatibility/2006" xmlns:aink="http://schemas.microsoft.com/office/drawing/2016/ink" xmlns:am3d="http://schemas.microsoft.com/office/drawing/2017/model3d" xmlns:o="urn:schemas-microsoft-com:office:office" xmlns:oel="http://schemas.microsoft.com/office/2019/extlst" xmlns:r="http://schemas.openxmlformats.org/officeDocument/2006/relationships" xmlns:m="http://schemas.openxmlformats.org/officeDocument/2006/math" xmlns:v="urn:schemas-microsoft-com:vml" xmlns:wp14="http://schemas.microsoft.com/office/word/2010/wordprocessingDrawing" xmlns:wp="http://schemas.openxmlformats.org/drawingml/2006/wordprocessingDrawing" xmlns:w10="urn:schemas-microsoft-com:office:word" xmlns:w="http://schemas.openxmlformats.org/wordprocessingml/2006/main" xmlns:w14="http://schemas.microsoft.com/office/word/2010/wordml" xmlns:w15="http://schemas.microsoft.com/office/word/2012/wordml" xmlns:w16cex="http://schemas.microsoft.com/office/word/2018/wordml/cex" xmlns:w16cid="http://schemas.microsoft.com/office/word/2016/wordml/cid" xmlns:w16="http://schemas.microsoft.com/office/word/2018/wordml" xmlns:w16du="http://schemas.microsoft.com/office/word/2023/wordml/word16du" xmlns:w16sdtdh="http://schemas.microsoft.com/office/word/2020/wordml/sdtdatahash" xmlns:w16sdtfl="http://schemas.microsoft.com/office/word/2024/wordml/sdtformatlock" xmlns:w16se="http://schemas.microsoft.com/office/word/2015/wordml/symex" xmlns:wpg="http://schemas.microsoft.com/office/word/2010/wordprocessingGroup" xmlns:wpi="http://schemas.microsoft.com/office/word/2010/wordprocessingInk" xmlns:wne="http://schemas.microsoft.com/office/word/2006/wordml" xmlns:wps="http://schemas.microsoft.com/office/word/2010/wordprocessingShape" mc:Ignorable="w14 w15 w16se w16cid w16 w16cex w16sdtdh w16sdtfl w16du wp14">
+<w:document xmlns:wpc="http://schemas.microsoft.com/office/word/2010/wordprocessingCanvas" xmlns:cx="http://schemas.microsoft.com/office/drawing/2014/chartex" xmlns:cx1="http://schemas.microsoft.com/office/drawing/2015/9/8/chartex" xmlns:cx2="http://schemas.microsoft.com/office/drawing/2015/10/21/chartex" xmlns:cx3="http://schemas.microsoft.com/office/drawing/2016/5/9/chartex" xmlns:cx4="http://schemas.microsoft.com/office/drawing/2016/5/10/chartex" xmlns:cx5="http://schemas.microsoft.com/office/drawing/2016/5/11/chartex" xmlns:cx6="http://schemas.microsoft.com/office/drawing/2016/5/12/chartex" xmlns:cx7="http://schemas.microsoft.com/office/drawing/2016/5/13/chartex" xmlns:cx8="http://schemas.microsoft.com/office/drawing/2016/5/14/chartex" xmlns:mc="http://schemas.openxmlformats.org/markup-compatibility/2006" xmlns:m="http://schemas.openxmlformats.org/officeDocument/2006/math" xmlns:aink="http://schemas.microsoft.com/office/drawing/2016/ink" xmlns:am3d="http://schemas.microsoft.com/office/drawing/2017/model3d" xmlns:oel="http://schemas.microsoft.com/office/2019/extlst" xmlns:r="http://schemas.openxmlformats.org/officeDocument/2006/relationships" xmlns:wp14="http://schemas.microsoft.com/office/word/2010/wordprocessingDrawing" xmlns:wp="http://schemas.openxmlformats.org/drawingml/2006/wordprocessingDrawing" xmlns:wpg="http://schemas.microsoft.com/office/word/2010/wordprocessingGroup" xmlns:wpi="http://schemas.microsoft.com/office/word/2010/wordprocessingInk" xmlns:wps="http://schemas.microsoft.com/office/word/2010/wordprocessingShape" xmlns:o="urn:schemas-microsoft-com:office:office" xmlns:v="urn:schemas-microsoft-com:vml" xmlns:w10="urn:schemas-microsoft-com:office:word" xmlns:w="http://schemas.openxmlformats.org/wordprocessingml/2006/main" xmlns:w14="http://schemas.microsoft.com/office/word/2010/wordml" xmlns:w15="http://schemas.microsoft.com/office/word/2012/wordml" xmlns:w16cei="http://schemas.microsoft.com/office/word/2026/wordml/cei" xmlns:w16cex="http://schemas.microsoft.com/office/word/2018/wordml/cex" xmlns:w16cid="http://schemas.microsoft.com/office/word/2016/wordml/cid" xmlns:w16="http://schemas.microsoft.com/office/word/2018/wordml" xmlns:w16sdtdh="http://schemas.microsoft.com/office/word/2020/wordml/sdtdatahash" xmlns:w16sdtfl="http://schemas.microsoft.com/office/word/2024/wordml/sdtformatlock" xmlns:w16se="http://schemas.microsoft.com/office/word/2015/wordml/symex" xmlns:w16du="http://schemas.microsoft.com/office/word/2023/wordml/word16du" xmlns:wne="http://schemas.microsoft.com/office/word/2006/wordml" mc:Ignorable="w14 w15 w16se w16cid w16 w16cex w16sdtdh w16sdtfl w16du wp14">
   <w:body>
     <w:p>
       <w:pPr>
@@ -531,13 +531,12 @@
           <w:noProof/>
           <w:sz w:val="24"/>
           <w:szCs w:val="24"/>
-          <w:lang w:eastAsia="nl-NL"/>
         </w:rPr>
         <w:drawing>
-          <wp:inline distT="0" distB="0" distL="0" distR="0" wp14:anchorId="4D05159D" wp14:editId="01DF9C94">
-            <wp:extent cx="1644650" cy="2374900"/>
-            <wp:effectExtent l="0" t="0" r="6350" b="0"/>
-            <wp:docPr id="1" name="Afbeelding 1" descr=":::::::private:var:folders:Hg:HgEWuYTzGtKZVAi-8Iv6H++++TI:-Tmp-:com.apple.mail.drag:McNamara_portrait.jpg"/>
+          <wp:inline distT="0" distB="0" distL="0" distR="0" wp14:anchorId="70F4558C" wp14:editId="60270B8E">
+            <wp:extent cx="1883005" cy="2803270"/>
+            <wp:effectExtent l="0" t="0" r="0" b="3810"/>
+            <wp:docPr id="1509062297" name="Afbeelding 1"/>
             <wp:cNvGraphicFramePr>
               <a:graphicFrameLocks xmlns:a="http://schemas.openxmlformats.org/drawingml/2006/main" noChangeAspect="1"/>
             </wp:cNvGraphicFramePr>
@@ -545,33 +544,29 @@
               <a:graphicData uri="http://schemas.openxmlformats.org/drawingml/2006/picture">
                 <pic:pic xmlns:pic="http://schemas.openxmlformats.org/drawingml/2006/picture">
                   <pic:nvPicPr>
-                    <pic:cNvPr id="0" name="Picture 1" descr=":::::::private:var:folders:Hg:HgEWuYTzGtKZVAi-8Iv6H++++TI:-Tmp-:com.apple.mail.drag:McNamara_portrait.jpg"/>
-                    <pic:cNvPicPr>
-                      <a:picLocks noChangeAspect="1" noChangeArrowheads="1"/>
-                    </pic:cNvPicPr>
+                    <pic:cNvPr id="1509062297" name="Afbeelding 1509062297"/>
+                    <pic:cNvPicPr/>
                   </pic:nvPicPr>
-                  <pic:blipFill rotWithShape="1">
-                    <a:blip r:embed="rId6"/>
-                    <a:srcRect l="20056" t="3251" r="10681" b="9894"/>
-                    <a:stretch/>
+                  <pic:blipFill>
+                    <a:blip r:embed="rId6" cstate="print">
+                      <a:extLst>
+                        <a:ext uri="{28A0092B-C50C-407E-A947-70E740481C1C}">
+                          <a14:useLocalDpi xmlns:a14="http://schemas.microsoft.com/office/drawing/2010/main" val="0"/>
+                        </a:ext>
+                      </a:extLst>
+                    </a:blip>
+                    <a:stretch>
+                      <a:fillRect/>
+                    </a:stretch>
                   </pic:blipFill>
-                  <pic:spPr bwMode="auto">
+                  <pic:spPr>
                     <a:xfrm>
                       <a:off x="0" y="0"/>
-                      <a:ext cx="1644905" cy="2375268"/>
+                      <a:ext cx="1917041" cy="2853941"/>
                     </a:xfrm>
                     <a:prstGeom prst="rect">
                       <a:avLst/>
                     </a:prstGeom>
-                    <a:noFill/>
-                    <a:ln>
-                      <a:noFill/>
-                    </a:ln>
-                    <a:extLst>
-                      <a:ext uri="{53640926-AAD7-44D8-BBD7-CCE9431645EC}">
-                        <a14:shadowObscured xmlns:a14="http://schemas.microsoft.com/office/drawing/2010/main"/>
-                      </a:ext>
-                    </a:extLst>
                   </pic:spPr>
                 </pic:pic>
               </a:graphicData>
@@ -606,24 +601,14 @@
         </w:rPr>
         <w:t xml:space="preserve"> </w:t>
       </w:r>
-      <w:hyperlink r:id="rId7" w:history="1">
-        <w:r>
-          <w:rPr>
-            <w:rStyle w:val="Hyperlink"/>
-            <w:rFonts w:ascii="Times New Roman" w:hAnsi="Times New Roman" w:cs="Times New Roman"/>
-            <w:sz w:val="24"/>
-            <w:szCs w:val="24"/>
-          </w:rPr>
-          <w:t>http://web.worldbank.org/WBSITE/EXTERNAL/EXTABOUTUS/EXTARCHIVES/0,,contentMDK:20502974~pagePK:36726~piPK:437378~theSitePK:29506,00.html</w:t>
-        </w:r>
-      </w:hyperlink>
-      <w:r>
-        <w:rPr>
-          <w:rFonts w:ascii="Times New Roman" w:hAnsi="Times New Roman" w:cs="Times New Roman"/>
-          <w:sz w:val="24"/>
-          <w:szCs w:val="24"/>
-        </w:rPr>
-        <w:t xml:space="preserve"> </w:t>
+      <w:r>
+        <w:rPr>
+          <w:rFonts w:ascii="Times New Roman" w:hAnsi="Times New Roman" w:cs="Times New Roman"/>
+          <w:sz w:val="24"/>
+          <w:szCs w:val="24"/>
+          <w:lang w:val="en-GB"/>
+        </w:rPr>
+        <w:t>McNamara, 25 September 1978, World Bank Group, photographer Giuseppe Franchini</w:t>
       </w:r>
     </w:p>
     <w:p>
@@ -1402,7 +1387,16 @@
           <w:sz w:val="24"/>
           <w:szCs w:val="24"/>
         </w:rPr>
-        <w:t>seater, developing the compact Falcon, promoting safety belts in cars, and the 12</w:t>
+        <w:t xml:space="preserve">seater, developing the compact Falcon, promoting safety </w:t>
+      </w:r>
+      <w:r>
+        <w:rPr>
+          <w:rFonts w:ascii="Times New Roman" w:hAnsi="Times New Roman" w:cs="Times New Roman"/>
+          <w:sz w:val="24"/>
+          <w:szCs w:val="24"/>
+        </w:rPr>
+        <w:lastRenderedPageBreak/>
+        <w:t>belts in cars, and the 12</w:t>
       </w:r>
       <w:r>
         <w:rPr>
@@ -1442,16 +1436,7 @@
           <w:sz w:val="24"/>
           <w:szCs w:val="24"/>
         </w:rPr>
-        <w:t xml:space="preserve"> he became a Ford Director and </w:t>
-      </w:r>
-      <w:r>
-        <w:rPr>
-          <w:rFonts w:ascii="Times New Roman" w:hAnsi="Times New Roman" w:cs="Times New Roman"/>
-          <w:sz w:val="24"/>
-          <w:szCs w:val="24"/>
-        </w:rPr>
-        <w:lastRenderedPageBreak/>
-        <w:t xml:space="preserve">was </w:t>
+        <w:t xml:space="preserve"> he became a Ford Director and was </w:t>
       </w:r>
       <w:r>
         <w:rPr>
@@ -2089,25 +2074,7 @@
           <w:sz w:val="24"/>
           <w:szCs w:val="24"/>
         </w:rPr>
-        <w:t xml:space="preserve">blockade </w:t>
-      </w:r>
-      <w:proofErr w:type="gramStart"/>
-      <w:r>
-        <w:rPr>
-          <w:rFonts w:ascii="Times New Roman" w:hAnsi="Times New Roman" w:cs="Times New Roman"/>
-          <w:sz w:val="24"/>
-          <w:szCs w:val="24"/>
-        </w:rPr>
-        <w:t>as a way to</w:t>
-      </w:r>
-      <w:proofErr w:type="gramEnd"/>
-      <w:r>
-        <w:rPr>
-          <w:rFonts w:ascii="Times New Roman" w:hAnsi="Times New Roman" w:cs="Times New Roman"/>
-          <w:sz w:val="24"/>
-          <w:szCs w:val="24"/>
-        </w:rPr>
-        <w:t xml:space="preserve"> defuse the most </w:t>
+        <w:t xml:space="preserve">blockade as a way to defuse the most </w:t>
       </w:r>
       <w:r>
         <w:rPr>
@@ -3129,7 +3096,16 @@
           <w:sz w:val="24"/>
           <w:szCs w:val="24"/>
         </w:rPr>
-        <w:t xml:space="preserve"> 416-417) suggests that while they both had reasons for thinking this was a</w:t>
+        <w:t xml:space="preserve"> 416-417) suggests that while they both had reasons </w:t>
+      </w:r>
+      <w:r>
+        <w:rPr>
+          <w:rFonts w:ascii="Times New Roman" w:hAnsi="Times New Roman" w:cs="Times New Roman"/>
+          <w:sz w:val="24"/>
+          <w:szCs w:val="24"/>
+        </w:rPr>
+        <w:lastRenderedPageBreak/>
+        <w:t>for thinking this was a</w:t>
       </w:r>
       <w:r>
         <w:rPr>
@@ -3145,16 +3121,7 @@
           <w:sz w:val="24"/>
           <w:szCs w:val="24"/>
         </w:rPr>
-        <w:t xml:space="preserve">one that would use McNamara’s talents, </w:t>
-      </w:r>
-      <w:r>
-        <w:rPr>
-          <w:rFonts w:ascii="Times New Roman" w:hAnsi="Times New Roman" w:cs="Times New Roman"/>
-          <w:sz w:val="24"/>
-          <w:szCs w:val="24"/>
-        </w:rPr>
-        <w:lastRenderedPageBreak/>
-        <w:t>but also where he would be ba</w:t>
+        <w:t>one that would use McNamara’s talents, but also where he would be ba</w:t>
       </w:r>
       <w:r>
         <w:rPr>
@@ -4981,7 +4948,16 @@
           <w:sz w:val="24"/>
           <w:szCs w:val="24"/>
         </w:rPr>
-        <w:t xml:space="preserve">To pay for this expansion, McNamara </w:t>
+        <w:t xml:space="preserve">To pay for this </w:t>
+      </w:r>
+      <w:r>
+        <w:rPr>
+          <w:rFonts w:ascii="Times New Roman" w:hAnsi="Times New Roman" w:cs="Times New Roman"/>
+          <w:sz w:val="24"/>
+          <w:szCs w:val="24"/>
+        </w:rPr>
+        <w:lastRenderedPageBreak/>
+        <w:t xml:space="preserve">expansion, McNamara </w:t>
       </w:r>
       <w:r>
         <w:rPr>
@@ -5013,16 +4989,7 @@
           <w:sz w:val="24"/>
           <w:szCs w:val="24"/>
         </w:rPr>
-        <w:t xml:space="preserve"> </w:t>
-      </w:r>
-      <w:r>
-        <w:rPr>
-          <w:rFonts w:ascii="Times New Roman" w:hAnsi="Times New Roman" w:cs="Times New Roman"/>
-          <w:sz w:val="24"/>
-          <w:szCs w:val="24"/>
-        </w:rPr>
-        <w:lastRenderedPageBreak/>
-        <w:t>borrowing</w:t>
+        <w:t xml:space="preserve"> borrowing</w:t>
       </w:r>
       <w:r>
         <w:rPr>
@@ -6573,7 +6540,16 @@
           <w:sz w:val="24"/>
           <w:szCs w:val="24"/>
         </w:rPr>
-        <w:t xml:space="preserve"> although the Pearson Commission report was closely identified with McNamara, he was </w:t>
+        <w:t xml:space="preserve"> </w:t>
+      </w:r>
+      <w:r>
+        <w:rPr>
+          <w:rFonts w:ascii="Times New Roman" w:hAnsi="Times New Roman" w:cs="Times New Roman"/>
+          <w:sz w:val="24"/>
+          <w:szCs w:val="24"/>
+        </w:rPr>
+        <w:lastRenderedPageBreak/>
+        <w:t xml:space="preserve">although the Pearson Commission report was closely identified with McNamara, he was </w:t>
       </w:r>
       <w:proofErr w:type="gramStart"/>
       <w:r>
@@ -6582,7 +6558,6 @@
           <w:sz w:val="24"/>
           <w:szCs w:val="24"/>
         </w:rPr>
-        <w:lastRenderedPageBreak/>
         <w:t>actually implementing</w:t>
       </w:r>
       <w:proofErr w:type="gramEnd"/>
@@ -8029,25 +8004,7 @@
           <w:sz w:val="24"/>
           <w:szCs w:val="24"/>
         </w:rPr>
-        <w:t xml:space="preserve">, his public appearances became less </w:t>
-      </w:r>
-      <w:proofErr w:type="gramStart"/>
-      <w:r>
-        <w:rPr>
-          <w:rFonts w:ascii="Times New Roman" w:hAnsi="Times New Roman" w:cs="Times New Roman"/>
-          <w:sz w:val="24"/>
-          <w:szCs w:val="24"/>
-        </w:rPr>
-        <w:t>frequent</w:t>
-      </w:r>
-      <w:proofErr w:type="gramEnd"/>
-      <w:r>
-        <w:rPr>
-          <w:rFonts w:ascii="Times New Roman" w:hAnsi="Times New Roman" w:cs="Times New Roman"/>
-          <w:sz w:val="24"/>
-          <w:szCs w:val="24"/>
-        </w:rPr>
-        <w:t xml:space="preserve"> and </w:t>
+        <w:t xml:space="preserve">, his public appearances became less frequent and </w:t>
       </w:r>
       <w:r>
         <w:rPr>
@@ -8251,7 +8208,7 @@
         </w:rPr>
         <w:t xml:space="preserve">at the US Library of Congress, </w:t>
       </w:r>
-      <w:hyperlink r:id="rId8" w:history="1">
+      <w:hyperlink r:id="rId7" w:history="1">
         <w:r>
           <w:rPr>
             <w:rStyle w:val="Hyperlink"/>
@@ -8303,7 +8260,7 @@
         </w:rPr>
         <w:t xml:space="preserve">Archives, </w:t>
       </w:r>
-      <w:hyperlink r:id="rId9" w:history="1">
+      <w:hyperlink r:id="rId8" w:history="1">
         <w:r>
           <w:rPr>
             <w:rStyle w:val="Hyperlink"/>
@@ -10891,25 +10848,7 @@
           <w:sz w:val="24"/>
           <w:szCs w:val="24"/>
         </w:rPr>
-        <w:t xml:space="preserve">R.N. </w:t>
-      </w:r>
-      <w:proofErr w:type="spellStart"/>
-      <w:r>
-        <w:rPr>
-          <w:rFonts w:ascii="Times New Roman" w:hAnsi="Times New Roman" w:cs="Times New Roman"/>
-          <w:sz w:val="24"/>
-          <w:szCs w:val="24"/>
-        </w:rPr>
-        <w:t>Strassfeld</w:t>
-      </w:r>
-      <w:proofErr w:type="spellEnd"/>
-      <w:r>
-        <w:rPr>
-          <w:rFonts w:ascii="Times New Roman" w:hAnsi="Times New Roman" w:cs="Times New Roman"/>
-          <w:sz w:val="24"/>
-          <w:szCs w:val="24"/>
-        </w:rPr>
-        <w:t xml:space="preserve">, ‘Robert McNamara and the Art and Law of Confession: “A Simple Desultory Philippic (Or How I Was Robert </w:t>
+        <w:t xml:space="preserve">R.N. Strassfeld, ‘Robert McNamara and the Art and Law of Confession: “A Simple Desultory Philippic (Or How I Was Robert </w:t>
       </w:r>
       <w:proofErr w:type="spellStart"/>
       <w:r>
@@ -11548,7 +11487,7 @@
         </w:rPr>
         <w:t xml:space="preserve"> </w:t>
       </w:r>
-      <w:hyperlink r:id="rId10" w:history="1">
+      <w:hyperlink r:id="rId9" w:history="1">
         <w:r>
           <w:rPr>
             <w:rStyle w:val="Hyperlink"/>
@@ -11840,7 +11779,7 @@
         </w:rPr>
         <w:t xml:space="preserve">Eisenberg, </w:t>
       </w:r>
-      <w:hyperlink r:id="rId11" w:history="1">
+      <w:hyperlink r:id="rId10" w:history="1">
         <w:r>
           <w:rPr>
             <w:rStyle w:val="Hyperlink"/>
@@ -11906,8 +11845,8 @@
       </w:pPr>
     </w:p>
     <w:sectPr>
-      <w:headerReference w:type="default" r:id="rId12"/>
-      <w:footerReference w:type="default" r:id="rId13"/>
+      <w:headerReference w:type="default" r:id="rId11"/>
+      <w:footerReference w:type="default" r:id="rId12"/>
       <w:pgSz w:w="11899" w:h="16838"/>
       <w:pgMar w:top="1418" w:right="1418" w:bottom="1418" w:left="1418" w:header="709" w:footer="709" w:gutter="0"/>
       <w:cols w:space="720"/>
@@ -11918,7 +11857,7 @@
 </file>
 
 <file path=word/endnotes.xml><?xml version="1.0" encoding="utf-8"?>
-<w:endnotes xmlns:wpc="http://schemas.microsoft.com/office/word/2010/wordprocessingCanvas" xmlns:cx="http://schemas.microsoft.com/office/drawing/2014/chartex" xmlns:cx1="http://schemas.microsoft.com/office/drawing/2015/9/8/chartex" xmlns:cx2="http://schemas.microsoft.com/office/drawing/2015/10/21/chartex" xmlns:cx3="http://schemas.microsoft.com/office/drawing/2016/5/9/chartex" xmlns:cx4="http://schemas.microsoft.com/office/drawing/2016/5/10/chartex" xmlns:cx5="http://schemas.microsoft.com/office/drawing/2016/5/11/chartex" xmlns:cx6="http://schemas.microsoft.com/office/drawing/2016/5/12/chartex" xmlns:cx7="http://schemas.microsoft.com/office/drawing/2016/5/13/chartex" xmlns:cx8="http://schemas.microsoft.com/office/drawing/2016/5/14/chartex" xmlns:mc="http://schemas.openxmlformats.org/markup-compatibility/2006" xmlns:aink="http://schemas.microsoft.com/office/drawing/2016/ink" xmlns:am3d="http://schemas.microsoft.com/office/drawing/2017/model3d" xmlns:o="urn:schemas-microsoft-com:office:office" xmlns:oel="http://schemas.microsoft.com/office/2019/extlst" xmlns:r="http://schemas.openxmlformats.org/officeDocument/2006/relationships" xmlns:m="http://schemas.openxmlformats.org/officeDocument/2006/math" xmlns:v="urn:schemas-microsoft-com:vml" xmlns:wp14="http://schemas.microsoft.com/office/word/2010/wordprocessingDrawing" xmlns:wp="http://schemas.openxmlformats.org/drawingml/2006/wordprocessingDrawing" xmlns:w10="urn:schemas-microsoft-com:office:word" xmlns:w="http://schemas.openxmlformats.org/wordprocessingml/2006/main" xmlns:w14="http://schemas.microsoft.com/office/word/2010/wordml" xmlns:w15="http://schemas.microsoft.com/office/word/2012/wordml" xmlns:w16cex="http://schemas.microsoft.com/office/word/2018/wordml/cex" xmlns:w16cid="http://schemas.microsoft.com/office/word/2016/wordml/cid" xmlns:w16="http://schemas.microsoft.com/office/word/2018/wordml" xmlns:w16du="http://schemas.microsoft.com/office/word/2023/wordml/word16du" xmlns:w16sdtdh="http://schemas.microsoft.com/office/word/2020/wordml/sdtdatahash" xmlns:w16sdtfl="http://schemas.microsoft.com/office/word/2024/wordml/sdtformatlock" xmlns:w16se="http://schemas.microsoft.com/office/word/2015/wordml/symex" xmlns:wpg="http://schemas.microsoft.com/office/word/2010/wordprocessingGroup" xmlns:wpi="http://schemas.microsoft.com/office/word/2010/wordprocessingInk" xmlns:wne="http://schemas.microsoft.com/office/word/2006/wordml" xmlns:wps="http://schemas.microsoft.com/office/word/2010/wordprocessingShape" mc:Ignorable="w14 w15 w16se w16cid w16 w16cex w16sdtdh w16sdtfl w16du wp14">
+<w:endnotes xmlns:wpc="http://schemas.microsoft.com/office/word/2010/wordprocessingCanvas" xmlns:cx="http://schemas.microsoft.com/office/drawing/2014/chartex" xmlns:cx1="http://schemas.microsoft.com/office/drawing/2015/9/8/chartex" xmlns:cx2="http://schemas.microsoft.com/office/drawing/2015/10/21/chartex" xmlns:cx3="http://schemas.microsoft.com/office/drawing/2016/5/9/chartex" xmlns:cx4="http://schemas.microsoft.com/office/drawing/2016/5/10/chartex" xmlns:cx5="http://schemas.microsoft.com/office/drawing/2016/5/11/chartex" xmlns:cx6="http://schemas.microsoft.com/office/drawing/2016/5/12/chartex" xmlns:cx7="http://schemas.microsoft.com/office/drawing/2016/5/13/chartex" xmlns:cx8="http://schemas.microsoft.com/office/drawing/2016/5/14/chartex" xmlns:mc="http://schemas.openxmlformats.org/markup-compatibility/2006" xmlns:m="http://schemas.openxmlformats.org/officeDocument/2006/math" xmlns:aink="http://schemas.microsoft.com/office/drawing/2016/ink" xmlns:am3d="http://schemas.microsoft.com/office/drawing/2017/model3d" xmlns:oel="http://schemas.microsoft.com/office/2019/extlst" xmlns:r="http://schemas.openxmlformats.org/officeDocument/2006/relationships" xmlns:wp14="http://schemas.microsoft.com/office/word/2010/wordprocessingDrawing" xmlns:wp="http://schemas.openxmlformats.org/drawingml/2006/wordprocessingDrawing" xmlns:wpg="http://schemas.microsoft.com/office/word/2010/wordprocessingGroup" xmlns:wpi="http://schemas.microsoft.com/office/word/2010/wordprocessingInk" xmlns:wps="http://schemas.microsoft.com/office/word/2010/wordprocessingShape" xmlns:o="urn:schemas-microsoft-com:office:office" xmlns:v="urn:schemas-microsoft-com:vml" xmlns:w10="urn:schemas-microsoft-com:office:word" xmlns:w="http://schemas.openxmlformats.org/wordprocessingml/2006/main" xmlns:w14="http://schemas.microsoft.com/office/word/2010/wordml" xmlns:w15="http://schemas.microsoft.com/office/word/2012/wordml" xmlns:w16cei="http://schemas.microsoft.com/office/word/2026/wordml/cei" xmlns:w16cex="http://schemas.microsoft.com/office/word/2018/wordml/cex" xmlns:w16cid="http://schemas.microsoft.com/office/word/2016/wordml/cid" xmlns:w16="http://schemas.microsoft.com/office/word/2018/wordml" xmlns:w16sdtdh="http://schemas.microsoft.com/office/word/2020/wordml/sdtdatahash" xmlns:w16sdtfl="http://schemas.microsoft.com/office/word/2024/wordml/sdtformatlock" xmlns:w16se="http://schemas.microsoft.com/office/word/2015/wordml/symex" xmlns:w16du="http://schemas.microsoft.com/office/word/2023/wordml/word16du" xmlns:wne="http://schemas.microsoft.com/office/word/2006/wordml" mc:Ignorable="w14 w15 w16se w16cid w16 w16cex w16sdtdh w16sdtfl w16du wp14">
   <w:endnote w:type="separator" w:id="-1">
     <w:p>
       <w:pPr>
@@ -11943,7 +11882,7 @@
 </file>
 
 <file path=word/footer1.xml><?xml version="1.0" encoding="utf-8"?>
-<w:ftr xmlns:wpc="http://schemas.microsoft.com/office/word/2010/wordprocessingCanvas" xmlns:cx="http://schemas.microsoft.com/office/drawing/2014/chartex" xmlns:cx1="http://schemas.microsoft.com/office/drawing/2015/9/8/chartex" xmlns:cx2="http://schemas.microsoft.com/office/drawing/2015/10/21/chartex" xmlns:cx3="http://schemas.microsoft.com/office/drawing/2016/5/9/chartex" xmlns:cx4="http://schemas.microsoft.com/office/drawing/2016/5/10/chartex" xmlns:cx5="http://schemas.microsoft.com/office/drawing/2016/5/11/chartex" xmlns:cx6="http://schemas.microsoft.com/office/drawing/2016/5/12/chartex" xmlns:cx7="http://schemas.microsoft.com/office/drawing/2016/5/13/chartex" xmlns:cx8="http://schemas.microsoft.com/office/drawing/2016/5/14/chartex" xmlns:mc="http://schemas.openxmlformats.org/markup-compatibility/2006" xmlns:aink="http://schemas.microsoft.com/office/drawing/2016/ink" xmlns:am3d="http://schemas.microsoft.com/office/drawing/2017/model3d" xmlns:o="urn:schemas-microsoft-com:office:office" xmlns:oel="http://schemas.microsoft.com/office/2019/extlst" xmlns:r="http://schemas.openxmlformats.org/officeDocument/2006/relationships" xmlns:m="http://schemas.openxmlformats.org/officeDocument/2006/math" xmlns:v="urn:schemas-microsoft-com:vml" xmlns:wp14="http://schemas.microsoft.com/office/word/2010/wordprocessingDrawing" xmlns:wp="http://schemas.openxmlformats.org/drawingml/2006/wordprocessingDrawing" xmlns:w10="urn:schemas-microsoft-com:office:word" xmlns:w="http://schemas.openxmlformats.org/wordprocessingml/2006/main" xmlns:w14="http://schemas.microsoft.com/office/word/2010/wordml" xmlns:w15="http://schemas.microsoft.com/office/word/2012/wordml" xmlns:w16cex="http://schemas.microsoft.com/office/word/2018/wordml/cex" xmlns:w16cid="http://schemas.microsoft.com/office/word/2016/wordml/cid" xmlns:w16="http://schemas.microsoft.com/office/word/2018/wordml" xmlns:w16du="http://schemas.microsoft.com/office/word/2023/wordml/word16du" xmlns:w16sdtdh="http://schemas.microsoft.com/office/word/2020/wordml/sdtdatahash" xmlns:w16sdtfl="http://schemas.microsoft.com/office/word/2024/wordml/sdtformatlock" xmlns:w16se="http://schemas.microsoft.com/office/word/2015/wordml/symex" xmlns:wpg="http://schemas.microsoft.com/office/word/2010/wordprocessingGroup" xmlns:wpi="http://schemas.microsoft.com/office/word/2010/wordprocessingInk" xmlns:wne="http://schemas.microsoft.com/office/word/2006/wordml" xmlns:wps="http://schemas.microsoft.com/office/word/2010/wordprocessingShape" mc:Ignorable="w14 w15 w16se w16cid w16 w16cex w16sdtdh w16sdtfl w16du wp14">
+<w:ftr xmlns:wpc="http://schemas.microsoft.com/office/word/2010/wordprocessingCanvas" xmlns:cx="http://schemas.microsoft.com/office/drawing/2014/chartex" xmlns:cx1="http://schemas.microsoft.com/office/drawing/2015/9/8/chartex" xmlns:cx2="http://schemas.microsoft.com/office/drawing/2015/10/21/chartex" xmlns:cx3="http://schemas.microsoft.com/office/drawing/2016/5/9/chartex" xmlns:cx4="http://schemas.microsoft.com/office/drawing/2016/5/10/chartex" xmlns:cx5="http://schemas.microsoft.com/office/drawing/2016/5/11/chartex" xmlns:cx6="http://schemas.microsoft.com/office/drawing/2016/5/12/chartex" xmlns:cx7="http://schemas.microsoft.com/office/drawing/2016/5/13/chartex" xmlns:cx8="http://schemas.microsoft.com/office/drawing/2016/5/14/chartex" xmlns:mc="http://schemas.openxmlformats.org/markup-compatibility/2006" xmlns:m="http://schemas.openxmlformats.org/officeDocument/2006/math" xmlns:aink="http://schemas.microsoft.com/office/drawing/2016/ink" xmlns:am3d="http://schemas.microsoft.com/office/drawing/2017/model3d" xmlns:oel="http://schemas.microsoft.com/office/2019/extlst" xmlns:r="http://schemas.openxmlformats.org/officeDocument/2006/relationships" xmlns:wp14="http://schemas.microsoft.com/office/word/2010/wordprocessingDrawing" xmlns:wp="http://schemas.openxmlformats.org/drawingml/2006/wordprocessingDrawing" xmlns:wpg="http://schemas.microsoft.com/office/word/2010/wordprocessingGroup" xmlns:wpi="http://schemas.microsoft.com/office/word/2010/wordprocessingInk" xmlns:wps="http://schemas.microsoft.com/office/word/2010/wordprocessingShape" xmlns:o="urn:schemas-microsoft-com:office:office" xmlns:v="urn:schemas-microsoft-com:vml" xmlns:w10="urn:schemas-microsoft-com:office:word" xmlns:w="http://schemas.openxmlformats.org/wordprocessingml/2006/main" xmlns:w14="http://schemas.microsoft.com/office/word/2010/wordml" xmlns:w15="http://schemas.microsoft.com/office/word/2012/wordml" xmlns:w16cei="http://schemas.microsoft.com/office/word/2026/wordml/cei" xmlns:w16cex="http://schemas.microsoft.com/office/word/2018/wordml/cex" xmlns:w16cid="http://schemas.microsoft.com/office/word/2016/wordml/cid" xmlns:w16="http://schemas.microsoft.com/office/word/2018/wordml" xmlns:w16sdtdh="http://schemas.microsoft.com/office/word/2020/wordml/sdtdatahash" xmlns:w16sdtfl="http://schemas.microsoft.com/office/word/2024/wordml/sdtformatlock" xmlns:w16se="http://schemas.microsoft.com/office/word/2015/wordml/symex" xmlns:w16du="http://schemas.microsoft.com/office/word/2023/wordml/word16du" xmlns:wne="http://schemas.microsoft.com/office/word/2006/wordml" mc:Ignorable="w14 w15 w16se w16cid w16 w16cex w16sdtdh w16sdtfl w16du wp14">
   <w:p>
     <w:pPr>
       <w:pStyle w:val="Voettekst"/>
@@ -11998,7 +11937,7 @@
 </file>
 
 <file path=word/footnotes.xml><?xml version="1.0" encoding="utf-8"?>
-<w:footnotes xmlns:wpc="http://schemas.microsoft.com/office/word/2010/wordprocessingCanvas" xmlns:cx="http://schemas.microsoft.com/office/drawing/2014/chartex" xmlns:cx1="http://schemas.microsoft.com/office/drawing/2015/9/8/chartex" xmlns:cx2="http://schemas.microsoft.com/office/drawing/2015/10/21/chartex" xmlns:cx3="http://schemas.microsoft.com/office/drawing/2016/5/9/chartex" xmlns:cx4="http://schemas.microsoft.com/office/drawing/2016/5/10/chartex" xmlns:cx5="http://schemas.microsoft.com/office/drawing/2016/5/11/chartex" xmlns:cx6="http://schemas.microsoft.com/office/drawing/2016/5/12/chartex" xmlns:cx7="http://schemas.microsoft.com/office/drawing/2016/5/13/chartex" xmlns:cx8="http://schemas.microsoft.com/office/drawing/2016/5/14/chartex" xmlns:mc="http://schemas.openxmlformats.org/markup-compatibility/2006" xmlns:aink="http://schemas.microsoft.com/office/drawing/2016/ink" xmlns:am3d="http://schemas.microsoft.com/office/drawing/2017/model3d" xmlns:o="urn:schemas-microsoft-com:office:office" xmlns:oel="http://schemas.microsoft.com/office/2019/extlst" xmlns:r="http://schemas.openxmlformats.org/officeDocument/2006/relationships" xmlns:m="http://schemas.openxmlformats.org/officeDocument/2006/math" xmlns:v="urn:schemas-microsoft-com:vml" xmlns:wp14="http://schemas.microsoft.com/office/word/2010/wordprocessingDrawing" xmlns:wp="http://schemas.openxmlformats.org/drawingml/2006/wordprocessingDrawing" xmlns:w10="urn:schemas-microsoft-com:office:word" xmlns:w="http://schemas.openxmlformats.org/wordprocessingml/2006/main" xmlns:w14="http://schemas.microsoft.com/office/word/2010/wordml" xmlns:w15="http://schemas.microsoft.com/office/word/2012/wordml" xmlns:w16cex="http://schemas.microsoft.com/office/word/2018/wordml/cex" xmlns:w16cid="http://schemas.microsoft.com/office/word/2016/wordml/cid" xmlns:w16="http://schemas.microsoft.com/office/word/2018/wordml" xmlns:w16du="http://schemas.microsoft.com/office/word/2023/wordml/word16du" xmlns:w16sdtdh="http://schemas.microsoft.com/office/word/2020/wordml/sdtdatahash" xmlns:w16sdtfl="http://schemas.microsoft.com/office/word/2024/wordml/sdtformatlock" xmlns:w16se="http://schemas.microsoft.com/office/word/2015/wordml/symex" xmlns:wpg="http://schemas.microsoft.com/office/word/2010/wordprocessingGroup" xmlns:wpi="http://schemas.microsoft.com/office/word/2010/wordprocessingInk" xmlns:wne="http://schemas.microsoft.com/office/word/2006/wordml" xmlns:wps="http://schemas.microsoft.com/office/word/2010/wordprocessingShape" mc:Ignorable="w14 w15 w16se w16cid w16 w16cex w16sdtdh w16sdtfl w16du wp14">
+<w:footnotes xmlns:wpc="http://schemas.microsoft.com/office/word/2010/wordprocessingCanvas" xmlns:cx="http://schemas.microsoft.com/office/drawing/2014/chartex" xmlns:cx1="http://schemas.microsoft.com/office/drawing/2015/9/8/chartex" xmlns:cx2="http://schemas.microsoft.com/office/drawing/2015/10/21/chartex" xmlns:cx3="http://schemas.microsoft.com/office/drawing/2016/5/9/chartex" xmlns:cx4="http://schemas.microsoft.com/office/drawing/2016/5/10/chartex" xmlns:cx5="http://schemas.microsoft.com/office/drawing/2016/5/11/chartex" xmlns:cx6="http://schemas.microsoft.com/office/drawing/2016/5/12/chartex" xmlns:cx7="http://schemas.microsoft.com/office/drawing/2016/5/13/chartex" xmlns:cx8="http://schemas.microsoft.com/office/drawing/2016/5/14/chartex" xmlns:mc="http://schemas.openxmlformats.org/markup-compatibility/2006" xmlns:m="http://schemas.openxmlformats.org/officeDocument/2006/math" xmlns:aink="http://schemas.microsoft.com/office/drawing/2016/ink" xmlns:am3d="http://schemas.microsoft.com/office/drawing/2017/model3d" xmlns:oel="http://schemas.microsoft.com/office/2019/extlst" xmlns:r="http://schemas.openxmlformats.org/officeDocument/2006/relationships" xmlns:wp14="http://schemas.microsoft.com/office/word/2010/wordprocessingDrawing" xmlns:wp="http://schemas.openxmlformats.org/drawingml/2006/wordprocessingDrawing" xmlns:wpg="http://schemas.microsoft.com/office/word/2010/wordprocessingGroup" xmlns:wpi="http://schemas.microsoft.com/office/word/2010/wordprocessingInk" xmlns:wps="http://schemas.microsoft.com/office/word/2010/wordprocessingShape" xmlns:o="urn:schemas-microsoft-com:office:office" xmlns:v="urn:schemas-microsoft-com:vml" xmlns:w10="urn:schemas-microsoft-com:office:word" xmlns:w="http://schemas.openxmlformats.org/wordprocessingml/2006/main" xmlns:w14="http://schemas.microsoft.com/office/word/2010/wordml" xmlns:w15="http://schemas.microsoft.com/office/word/2012/wordml" xmlns:w16cei="http://schemas.microsoft.com/office/word/2026/wordml/cei" xmlns:w16cex="http://schemas.microsoft.com/office/word/2018/wordml/cex" xmlns:w16cid="http://schemas.microsoft.com/office/word/2016/wordml/cid" xmlns:w16="http://schemas.microsoft.com/office/word/2018/wordml" xmlns:w16sdtdh="http://schemas.microsoft.com/office/word/2020/wordml/sdtdatahash" xmlns:w16sdtfl="http://schemas.microsoft.com/office/word/2024/wordml/sdtformatlock" xmlns:w16se="http://schemas.microsoft.com/office/word/2015/wordml/symex" xmlns:w16du="http://schemas.microsoft.com/office/word/2023/wordml/word16du" xmlns:wne="http://schemas.microsoft.com/office/word/2006/wordml" mc:Ignorable="w14 w15 w16se w16cid w16 w16cex w16sdtdh w16sdtfl w16du wp14">
   <w:footnote w:type="separator" w:id="-1">
     <w:p>
       <w:pPr>
@@ -12023,7 +11962,7 @@
 </file>
 
 <file path=word/header1.xml><?xml version="1.0" encoding="utf-8"?>
-<w:hdr xmlns:wpc="http://schemas.microsoft.com/office/word/2010/wordprocessingCanvas" xmlns:cx="http://schemas.microsoft.com/office/drawing/2014/chartex" xmlns:cx1="http://schemas.microsoft.com/office/drawing/2015/9/8/chartex" xmlns:cx2="http://schemas.microsoft.com/office/drawing/2015/10/21/chartex" xmlns:cx3="http://schemas.microsoft.com/office/drawing/2016/5/9/chartex" xmlns:cx4="http://schemas.microsoft.com/office/drawing/2016/5/10/chartex" xmlns:cx5="http://schemas.microsoft.com/office/drawing/2016/5/11/chartex" xmlns:cx6="http://schemas.microsoft.com/office/drawing/2016/5/12/chartex" xmlns:cx7="http://schemas.microsoft.com/office/drawing/2016/5/13/chartex" xmlns:cx8="http://schemas.microsoft.com/office/drawing/2016/5/14/chartex" xmlns:mc="http://schemas.openxmlformats.org/markup-compatibility/2006" xmlns:aink="http://schemas.microsoft.com/office/drawing/2016/ink" xmlns:am3d="http://schemas.microsoft.com/office/drawing/2017/model3d" xmlns:o="urn:schemas-microsoft-com:office:office" xmlns:oel="http://schemas.microsoft.com/office/2019/extlst" xmlns:r="http://schemas.openxmlformats.org/officeDocument/2006/relationships" xmlns:m="http://schemas.openxmlformats.org/officeDocument/2006/math" xmlns:v="urn:schemas-microsoft-com:vml" xmlns:wp14="http://schemas.microsoft.com/office/word/2010/wordprocessingDrawing" xmlns:wp="http://schemas.openxmlformats.org/drawingml/2006/wordprocessingDrawing" xmlns:w10="urn:schemas-microsoft-com:office:word" xmlns:w="http://schemas.openxmlformats.org/wordprocessingml/2006/main" xmlns:w14="http://schemas.microsoft.com/office/word/2010/wordml" xmlns:w15="http://schemas.microsoft.com/office/word/2012/wordml" xmlns:w16cex="http://schemas.microsoft.com/office/word/2018/wordml/cex" xmlns:w16cid="http://schemas.microsoft.com/office/word/2016/wordml/cid" xmlns:w16="http://schemas.microsoft.com/office/word/2018/wordml" xmlns:w16du="http://schemas.microsoft.com/office/word/2023/wordml/word16du" xmlns:w16sdtdh="http://schemas.microsoft.com/office/word/2020/wordml/sdtdatahash" xmlns:w16sdtfl="http://schemas.microsoft.com/office/word/2024/wordml/sdtformatlock" xmlns:w16se="http://schemas.microsoft.com/office/word/2015/wordml/symex" xmlns:wpg="http://schemas.microsoft.com/office/word/2010/wordprocessingGroup" xmlns:wpi="http://schemas.microsoft.com/office/word/2010/wordprocessingInk" xmlns:wne="http://schemas.microsoft.com/office/word/2006/wordml" xmlns:wps="http://schemas.microsoft.com/office/word/2010/wordprocessingShape" mc:Ignorable="w14 w15 w16se w16cid w16 w16cex w16sdtdh w16sdtfl w16du wp14">
+<w:hdr xmlns:wpc="http://schemas.microsoft.com/office/word/2010/wordprocessingCanvas" xmlns:cx="http://schemas.microsoft.com/office/drawing/2014/chartex" xmlns:cx1="http://schemas.microsoft.com/office/drawing/2015/9/8/chartex" xmlns:cx2="http://schemas.microsoft.com/office/drawing/2015/10/21/chartex" xmlns:cx3="http://schemas.microsoft.com/office/drawing/2016/5/9/chartex" xmlns:cx4="http://schemas.microsoft.com/office/drawing/2016/5/10/chartex" xmlns:cx5="http://schemas.microsoft.com/office/drawing/2016/5/11/chartex" xmlns:cx6="http://schemas.microsoft.com/office/drawing/2016/5/12/chartex" xmlns:cx7="http://schemas.microsoft.com/office/drawing/2016/5/13/chartex" xmlns:cx8="http://schemas.microsoft.com/office/drawing/2016/5/14/chartex" xmlns:mc="http://schemas.openxmlformats.org/markup-compatibility/2006" xmlns:m="http://schemas.openxmlformats.org/officeDocument/2006/math" xmlns:aink="http://schemas.microsoft.com/office/drawing/2016/ink" xmlns:am3d="http://schemas.microsoft.com/office/drawing/2017/model3d" xmlns:oel="http://schemas.microsoft.com/office/2019/extlst" xmlns:r="http://schemas.openxmlformats.org/officeDocument/2006/relationships" xmlns:wp14="http://schemas.microsoft.com/office/word/2010/wordprocessingDrawing" xmlns:wp="http://schemas.openxmlformats.org/drawingml/2006/wordprocessingDrawing" xmlns:wpg="http://schemas.microsoft.com/office/word/2010/wordprocessingGroup" xmlns:wpi="http://schemas.microsoft.com/office/word/2010/wordprocessingInk" xmlns:wps="http://schemas.microsoft.com/office/word/2010/wordprocessingShape" xmlns:o="urn:schemas-microsoft-com:office:office" xmlns:v="urn:schemas-microsoft-com:vml" xmlns:w10="urn:schemas-microsoft-com:office:word" xmlns:w="http://schemas.openxmlformats.org/wordprocessingml/2006/main" xmlns:w14="http://schemas.microsoft.com/office/word/2010/wordml" xmlns:w15="http://schemas.microsoft.com/office/word/2012/wordml" xmlns:w16cei="http://schemas.microsoft.com/office/word/2026/wordml/cei" xmlns:w16cex="http://schemas.microsoft.com/office/word/2018/wordml/cex" xmlns:w16cid="http://schemas.microsoft.com/office/word/2016/wordml/cid" xmlns:w16="http://schemas.microsoft.com/office/word/2018/wordml" xmlns:w16sdtdh="http://schemas.microsoft.com/office/word/2020/wordml/sdtdatahash" xmlns:w16sdtfl="http://schemas.microsoft.com/office/word/2024/wordml/sdtformatlock" xmlns:w16se="http://schemas.microsoft.com/office/word/2015/wordml/symex" xmlns:w16du="http://schemas.microsoft.com/office/word/2023/wordml/word16du" xmlns:wne="http://schemas.microsoft.com/office/word/2006/wordml" mc:Ignorable="w14 w15 w16se w16cid w16 w16cex w16sdtdh w16sdtfl w16du wp14">
   <w:sdt>
     <w:sdtPr>
       <w:id w:val="-186604044"/>
@@ -12080,7 +12019,7 @@
 </file>
 
 <file path=word/styles.xml><?xml version="1.0" encoding="utf-8"?>
-<w:styles xmlns:mc="http://schemas.openxmlformats.org/markup-compatibility/2006" xmlns:r="http://schemas.openxmlformats.org/officeDocument/2006/relationships" xmlns:w="http://schemas.openxmlformats.org/wordprocessingml/2006/main" xmlns:w14="http://schemas.microsoft.com/office/word/2010/wordml" xmlns:w15="http://schemas.microsoft.com/office/word/2012/wordml" xmlns:w16cex="http://schemas.microsoft.com/office/word/2018/wordml/cex" xmlns:w16cid="http://schemas.microsoft.com/office/word/2016/wordml/cid" xmlns:w16="http://schemas.microsoft.com/office/word/2018/wordml" xmlns:w16du="http://schemas.microsoft.com/office/word/2023/wordml/word16du" xmlns:w16sdtdh="http://schemas.microsoft.com/office/word/2020/wordml/sdtdatahash" xmlns:w16sdtfl="http://schemas.microsoft.com/office/word/2024/wordml/sdtformatlock" xmlns:w16se="http://schemas.microsoft.com/office/word/2015/wordml/symex" mc:Ignorable="w14 w15 w16se w16cid w16 w16cex w16sdtdh w16sdtfl w16du">
+<w:styles xmlns:mc="http://schemas.openxmlformats.org/markup-compatibility/2006" xmlns:r="http://schemas.openxmlformats.org/officeDocument/2006/relationships" xmlns:w="http://schemas.openxmlformats.org/wordprocessingml/2006/main" xmlns:w14="http://schemas.microsoft.com/office/word/2010/wordml" xmlns:w15="http://schemas.microsoft.com/office/word/2012/wordml" xmlns:w16cex="http://schemas.microsoft.com/office/word/2018/wordml/cex" xmlns:w16cid="http://schemas.microsoft.com/office/word/2016/wordml/cid" xmlns:w16="http://schemas.microsoft.com/office/word/2018/wordml" xmlns:w16sdtdh="http://schemas.microsoft.com/office/word/2020/wordml/sdtdatahash" xmlns:w16sdtfl="http://schemas.microsoft.com/office/word/2024/wordml/sdtformatlock" xmlns:w16se="http://schemas.microsoft.com/office/word/2015/wordml/symex" xmlns:w16du="http://schemas.microsoft.com/office/word/2023/wordml/word16du" mc:Ignorable="w14 w15 w16se w16cid w16 w16cex w16sdtdh w16sdtfl w16du">
   <w:docDefaults>
     <w:rPrDefault>
       <w:rPr>
